--- a/dist/entfesselt.docx
+++ b/dist/entfesselt.docx
@@ -7,7 +7,31 @@
         <w:pStyle w:val="Title"/>
       </w:pPr>
       <w:r>
-        <w:t xml:space="preserve">The</w:t>
+        <w:t xml:space="preserve">Vom</w:t>
+      </w:r>
+      <w:r>
+        <w:t xml:space="preserve"> </w:t>
+      </w:r>
+      <w:r>
+        <w:t xml:space="preserve">Wagner</w:t>
+      </w:r>
+      <w:r>
+        <w:t xml:space="preserve"> </w:t>
+      </w:r>
+      <w:r>
+        <w:t xml:space="preserve">zum</w:t>
+      </w:r>
+      <w:r>
+        <w:t xml:space="preserve"> </w:t>
+      </w:r>
+      <w:r>
+        <w:t xml:space="preserve">Walther:</w:t>
+      </w:r>
+      <w:r>
+        <w:t xml:space="preserve"> </w:t>
+      </w:r>
+      <w:r>
+        <w:t xml:space="preserve">Siegfried</w:t>
       </w:r>
       <w:r>
         <w:t xml:space="preserve"> </w:t>
@@ -15,11 +39,43 @@
       <w:r>
         <w:t xml:space="preserve">Entfesselt</w:t>
       </w:r>
-      <w:r>
-        <w:t xml:space="preserve"> </w:t>
-      </w:r>
-      <w:r>
-        <w:t xml:space="preserve">Papers</w:t>
+    </w:p>
+    <w:p>
+      <w:pPr>
+        <w:pStyle w:val="Subtitle"/>
+      </w:pPr>
+      <w:r>
+        <w:t xml:space="preserve">Liberating</w:t>
+      </w:r>
+      <w:r>
+        <w:t xml:space="preserve"> </w:t>
+      </w:r>
+      <w:r>
+        <w:t xml:space="preserve">Old</w:t>
+      </w:r>
+      <w:r>
+        <w:t xml:space="preserve"> </w:t>
+      </w:r>
+      <w:r>
+        <w:t xml:space="preserve">Norse</w:t>
+      </w:r>
+      <w:r>
+        <w:t xml:space="preserve"> </w:t>
+      </w:r>
+      <w:r>
+        <w:t xml:space="preserve">from</w:t>
+      </w:r>
+      <w:r>
+        <w:t xml:space="preserve"> </w:t>
+      </w:r>
+      <w:r>
+        <w:t xml:space="preserve">Italian</w:t>
+      </w:r>
+      <w:r>
+        <w:t xml:space="preserve"> </w:t>
+      </w:r>
+      <w:r>
+        <w:t xml:space="preserve">Grammar</w:t>
       </w:r>
     </w:p>
     <w:p>
@@ -57,13 +113,669 @@
         <w:pStyle w:val="Abstract"/>
       </w:pPr>
       <w:r>
-        <w:t xml:space="preserve">[Replace</w:t>
-      </w:r>
-      <w:r>
-        <w:t xml:space="preserve"> </w:t>
-      </w:r>
-      <w:r>
-        <w:t xml:space="preserve">this</w:t>
+        <w:t xml:space="preserve">German,</w:t>
+      </w:r>
+      <w:r>
+        <w:t xml:space="preserve"> </w:t>
+      </w:r>
+      <w:r>
+        <w:t xml:space="preserve">Dutch,</w:t>
+      </w:r>
+      <w:r>
+        <w:t xml:space="preserve"> </w:t>
+      </w:r>
+      <w:r>
+        <w:t xml:space="preserve">Danish,</w:t>
+      </w:r>
+      <w:r>
+        <w:t xml:space="preserve"> </w:t>
+      </w:r>
+      <w:r>
+        <w:t xml:space="preserve">Swedish,</w:t>
+      </w:r>
+      <w:r>
+        <w:t xml:space="preserve"> </w:t>
+      </w:r>
+      <w:r>
+        <w:t xml:space="preserve">Norwegian,</w:t>
+      </w:r>
+      <w:r>
+        <w:t xml:space="preserve"> </w:t>
+      </w:r>
+      <w:r>
+        <w:t xml:space="preserve">Icelandic,</w:t>
+      </w:r>
+      <w:r>
+        <w:t xml:space="preserve"> </w:t>
+      </w:r>
+      <w:r>
+        <w:t xml:space="preserve">and</w:t>
+      </w:r>
+      <w:r>
+        <w:t xml:space="preserve"> </w:t>
+      </w:r>
+      <w:r>
+        <w:t xml:space="preserve">English</w:t>
+      </w:r>
+      <w:r>
+        <w:t xml:space="preserve"> </w:t>
+      </w:r>
+      <w:r>
+        <w:t xml:space="preserve">are</w:t>
+      </w:r>
+      <w:r>
+        <w:t xml:space="preserve"> </w:t>
+      </w:r>
+      <w:r>
+        <w:t xml:space="preserve">distinct</w:t>
+      </w:r>
+      <w:r>
+        <w:t xml:space="preserve"> </w:t>
+      </w:r>
+      <w:r>
+        <w:t xml:space="preserve">but</w:t>
+      </w:r>
+      <w:r>
+        <w:t xml:space="preserve"> </w:t>
+      </w:r>
+      <w:r>
+        <w:t xml:space="preserve">related</w:t>
+      </w:r>
+      <w:r>
+        <w:t xml:space="preserve"> </w:t>
+      </w:r>
+      <w:r>
+        <w:t xml:space="preserve">languages.</w:t>
+      </w:r>
+      <w:r>
+        <w:t xml:space="preserve"> </w:t>
+      </w:r>
+      <w:r>
+        <w:t xml:space="preserve">Their</w:t>
+      </w:r>
+      <w:r>
+        <w:t xml:space="preserve"> </w:t>
+      </w:r>
+      <w:r>
+        <w:t xml:space="preserve">standard</w:t>
+      </w:r>
+      <w:r>
+        <w:t xml:space="preserve"> </w:t>
+      </w:r>
+      <w:r>
+        <w:t xml:space="preserve">written</w:t>
+      </w:r>
+      <w:r>
+        <w:t xml:space="preserve"> </w:t>
+      </w:r>
+      <w:r>
+        <w:t xml:space="preserve">forms</w:t>
+      </w:r>
+      <w:r>
+        <w:t xml:space="preserve"> </w:t>
+      </w:r>
+      <w:r>
+        <w:t xml:space="preserve">make</w:t>
+      </w:r>
+      <w:r>
+        <w:t xml:space="preserve"> </w:t>
+      </w:r>
+      <w:r>
+        <w:t xml:space="preserve">them</w:t>
+      </w:r>
+      <w:r>
+        <w:t xml:space="preserve"> </w:t>
+      </w:r>
+      <w:r>
+        <w:t xml:space="preserve">look</w:t>
+      </w:r>
+      <w:r>
+        <w:t xml:space="preserve"> </w:t>
+      </w:r>
+      <w:r>
+        <w:t xml:space="preserve">further</w:t>
+      </w:r>
+      <w:r>
+        <w:t xml:space="preserve"> </w:t>
+      </w:r>
+      <w:r>
+        <w:t xml:space="preserve">apart</w:t>
+      </w:r>
+      <w:r>
+        <w:t xml:space="preserve"> </w:t>
+      </w:r>
+      <w:r>
+        <w:t xml:space="preserve">than</w:t>
+      </w:r>
+      <w:r>
+        <w:t xml:space="preserve"> </w:t>
+      </w:r>
+      <w:r>
+        <w:t xml:space="preserve">they</w:t>
+      </w:r>
+      <w:r>
+        <w:t xml:space="preserve"> </w:t>
+      </w:r>
+      <w:r>
+        <w:t xml:space="preserve">are.</w:t>
+      </w:r>
+      <w:r>
+        <w:t xml:space="preserve"> </w:t>
+      </w:r>
+      <w:r>
+        <w:t xml:space="preserve">Prescriptive</w:t>
+      </w:r>
+      <w:r>
+        <w:t xml:space="preserve"> </w:t>
+      </w:r>
+      <w:r>
+        <w:t xml:space="preserve">standardization</w:t>
+      </w:r>
+      <w:r>
+        <w:t xml:space="preserve"> </w:t>
+      </w:r>
+      <w:r>
+        <w:t xml:space="preserve">campaigns</w:t>
+      </w:r>
+      <w:r>
+        <w:t xml:space="preserve"> </w:t>
+      </w:r>
+      <w:r>
+        <w:t xml:space="preserve">of</w:t>
+      </w:r>
+      <w:r>
+        <w:t xml:space="preserve"> </w:t>
+      </w:r>
+      <w:r>
+        <w:t xml:space="preserve">the</w:t>
+      </w:r>
+      <w:r>
+        <w:t xml:space="preserve"> </w:t>
+      </w:r>
+      <w:r>
+        <w:t xml:space="preserve">18th</w:t>
+      </w:r>
+      <w:r>
+        <w:t xml:space="preserve"> </w:t>
+      </w:r>
+      <w:r>
+        <w:t xml:space="preserve">and</w:t>
+      </w:r>
+      <w:r>
+        <w:t xml:space="preserve"> </w:t>
+      </w:r>
+      <w:r>
+        <w:t xml:space="preserve">19th</w:t>
+      </w:r>
+      <w:r>
+        <w:t xml:space="preserve"> </w:t>
+      </w:r>
+      <w:r>
+        <w:t xml:space="preserve">centuries,</w:t>
+      </w:r>
+      <w:r>
+        <w:t xml:space="preserve"> </w:t>
+      </w:r>
+      <w:r>
+        <w:t xml:space="preserve">each</w:t>
+      </w:r>
+      <w:r>
+        <w:t xml:space="preserve"> </w:t>
+      </w:r>
+      <w:r>
+        <w:t xml:space="preserve">modeled</w:t>
+      </w:r>
+      <w:r>
+        <w:t xml:space="preserve"> </w:t>
+      </w:r>
+      <w:r>
+        <w:t xml:space="preserve">on</w:t>
+      </w:r>
+      <w:r>
+        <w:t xml:space="preserve"> </w:t>
+      </w:r>
+      <w:r>
+        <w:t xml:space="preserve">Latin</w:t>
+      </w:r>
+      <w:r>
+        <w:t xml:space="preserve"> </w:t>
+      </w:r>
+      <w:r>
+        <w:t xml:space="preserve">or</w:t>
+      </w:r>
+      <w:r>
+        <w:t xml:space="preserve"> </w:t>
+      </w:r>
+      <w:r>
+        <w:t xml:space="preserve">French,</w:t>
+      </w:r>
+      <w:r>
+        <w:t xml:space="preserve"> </w:t>
+      </w:r>
+      <w:r>
+        <w:t xml:space="preserve">systematically</w:t>
+      </w:r>
+      <w:r>
+        <w:t xml:space="preserve"> </w:t>
+      </w:r>
+      <w:r>
+        <w:t xml:space="preserve">suppressed</w:t>
+      </w:r>
+      <w:r>
+        <w:t xml:space="preserve"> </w:t>
+      </w:r>
+      <w:r>
+        <w:t xml:space="preserve">shared</w:t>
+      </w:r>
+      <w:r>
+        <w:t xml:space="preserve"> </w:t>
+      </w:r>
+      <w:r>
+        <w:t xml:space="preserve">Germanic</w:t>
+      </w:r>
+      <w:r>
+        <w:t xml:space="preserve"> </w:t>
+      </w:r>
+      <w:r>
+        <w:t xml:space="preserve">features</w:t>
+      </w:r>
+      <w:r>
+        <w:t xml:space="preserve"> </w:t>
+      </w:r>
+      <w:r>
+        <w:t xml:space="preserve">and</w:t>
+      </w:r>
+      <w:r>
+        <w:t xml:space="preserve"> </w:t>
+      </w:r>
+      <w:r>
+        <w:t xml:space="preserve">amplified</w:t>
+      </w:r>
+      <w:r>
+        <w:t xml:space="preserve"> </w:t>
+      </w:r>
+      <w:r>
+        <w:t xml:space="preserve">the</w:t>
+      </w:r>
+      <w:r>
+        <w:t xml:space="preserve"> </w:t>
+      </w:r>
+      <w:r>
+        <w:t xml:space="preserve">differences.</w:t>
+      </w:r>
+      <w:r>
+        <w:t xml:space="preserve"> </w:t>
+      </w:r>
+      <w:r>
+        <w:t xml:space="preserve">The</w:t>
+      </w:r>
+      <w:r>
+        <w:t xml:space="preserve"> </w:t>
+      </w:r>
+      <w:r>
+        <w:t xml:space="preserve">grammarians</w:t>
+      </w:r>
+      <w:r>
+        <w:t xml:space="preserve"> </w:t>
+      </w:r>
+      <w:r>
+        <w:t xml:space="preserve">widened</w:t>
+      </w:r>
+      <w:r>
+        <w:t xml:space="preserve"> </w:t>
+      </w:r>
+      <w:r>
+        <w:t xml:space="preserve">real</w:t>
+      </w:r>
+      <w:r>
+        <w:t xml:space="preserve"> </w:t>
+      </w:r>
+      <w:r>
+        <w:t xml:space="preserve">gaps</w:t>
+      </w:r>
+      <w:r>
+        <w:t xml:space="preserve"> </w:t>
+      </w:r>
+      <w:r>
+        <w:t xml:space="preserve">into</w:t>
+      </w:r>
+      <w:r>
+        <w:t xml:space="preserve"> </w:t>
+      </w:r>
+      <w:r>
+        <w:t xml:space="preserve">apparent</w:t>
+      </w:r>
+      <w:r>
+        <w:t xml:space="preserve"> </w:t>
+      </w:r>
+      <w:r>
+        <w:t xml:space="preserve">chasms.</w:t>
+      </w:r>
+    </w:p>
+    <w:p>
+      <w:pPr>
+        <w:pStyle w:val="Abstract"/>
+      </w:pPr>
+      <w:r>
+        <w:t xml:space="preserve">Entfesselt</w:t>
+      </w:r>
+      <w:r>
+        <w:t xml:space="preserve"> </w:t>
+      </w:r>
+      <w:r>
+        <w:t xml:space="preserve">(unfettered)</w:t>
+      </w:r>
+      <w:r>
+        <w:t xml:space="preserve"> </w:t>
+      </w:r>
+      <w:r>
+        <w:t xml:space="preserve">is</w:t>
+      </w:r>
+      <w:r>
+        <w:t xml:space="preserve"> </w:t>
+      </w:r>
+      <w:r>
+        <w:t xml:space="preserve">a</w:t>
+      </w:r>
+      <w:r>
+        <w:t xml:space="preserve"> </w:t>
+      </w:r>
+      <w:r>
+        <w:t xml:space="preserve">rule-based</w:t>
+      </w:r>
+      <w:r>
+        <w:t xml:space="preserve"> </w:t>
+      </w:r>
+      <w:r>
+        <w:t xml:space="preserve">methodology</w:t>
+      </w:r>
+      <w:r>
+        <w:t xml:space="preserve"> </w:t>
+      </w:r>
+      <w:r>
+        <w:t xml:space="preserve">for</w:t>
+      </w:r>
+      <w:r>
+        <w:t xml:space="preserve"> </w:t>
+      </w:r>
+      <w:r>
+        <w:t xml:space="preserve">reversing</w:t>
+      </w:r>
+      <w:r>
+        <w:t xml:space="preserve"> </w:t>
+      </w:r>
+      <w:r>
+        <w:t xml:space="preserve">those</w:t>
+      </w:r>
+      <w:r>
+        <w:t xml:space="preserve"> </w:t>
+      </w:r>
+      <w:r>
+        <w:t xml:space="preserve">impositions:</w:t>
+      </w:r>
+      <w:r>
+        <w:t xml:space="preserve"> </w:t>
+      </w:r>
+      <w:r>
+        <w:t xml:space="preserve">identifying</w:t>
+      </w:r>
+      <w:r>
+        <w:t xml:space="preserve"> </w:t>
+      </w:r>
+      <w:r>
+        <w:t xml:space="preserve">what</w:t>
+      </w:r>
+      <w:r>
+        <w:t xml:space="preserve"> </w:t>
+      </w:r>
+      <w:r>
+        <w:t xml:space="preserve">was</w:t>
+      </w:r>
+      <w:r>
+        <w:t xml:space="preserve"> </w:t>
+      </w:r>
+      <w:r>
+        <w:t xml:space="preserve">suppressed,</w:t>
+      </w:r>
+      <w:r>
+        <w:t xml:space="preserve"> </w:t>
+      </w:r>
+      <w:r>
+        <w:t xml:space="preserve">why,</w:t>
+      </w:r>
+      <w:r>
+        <w:t xml:space="preserve"> </w:t>
+      </w:r>
+      <w:r>
+        <w:t xml:space="preserve">and</w:t>
+      </w:r>
+      <w:r>
+        <w:t xml:space="preserve"> </w:t>
+      </w:r>
+      <w:r>
+        <w:t xml:space="preserve">what</w:t>
+      </w:r>
+      <w:r>
+        <w:t xml:space="preserve"> </w:t>
+      </w:r>
+      <w:r>
+        <w:t xml:space="preserve">the</w:t>
+      </w:r>
+      <w:r>
+        <w:t xml:space="preserve"> </w:t>
+      </w:r>
+      <w:r>
+        <w:t xml:space="preserve">language</w:t>
+      </w:r>
+      <w:r>
+        <w:t xml:space="preserve"> </w:t>
+      </w:r>
+      <w:r>
+        <w:t xml:space="preserve">looks</w:t>
+      </w:r>
+      <w:r>
+        <w:t xml:space="preserve"> </w:t>
+      </w:r>
+      <w:r>
+        <w:t xml:space="preserve">like</w:t>
+      </w:r>
+      <w:r>
+        <w:t xml:space="preserve"> </w:t>
+      </w:r>
+      <w:r>
+        <w:t xml:space="preserve">restored.</w:t>
+      </w:r>
+      <w:r>
+        <w:t xml:space="preserve"> </w:t>
+      </w:r>
+      <w:r>
+        <w:t xml:space="preserve">The</w:t>
+      </w:r>
+      <w:r>
+        <w:t xml:space="preserve"> </w:t>
+      </w:r>
+      <w:r>
+        <w:t xml:space="preserve">suppressed</w:t>
+      </w:r>
+      <w:r>
+        <w:t xml:space="preserve"> </w:t>
+      </w:r>
+      <w:r>
+        <w:t xml:space="preserve">features</w:t>
+      </w:r>
+      <w:r>
+        <w:t xml:space="preserve"> </w:t>
+      </w:r>
+      <w:r>
+        <w:t xml:space="preserve">include</w:t>
+      </w:r>
+      <w:r>
+        <w:t xml:space="preserve"> </w:t>
+      </w:r>
+      <w:r>
+        <w:t xml:space="preserve">flexible</w:t>
+      </w:r>
+      <w:r>
+        <w:t xml:space="preserve"> </w:t>
+      </w:r>
+      <w:r>
+        <w:t xml:space="preserve">word</w:t>
+      </w:r>
+      <w:r>
+        <w:t xml:space="preserve"> </w:t>
+      </w:r>
+      <w:r>
+        <w:t xml:space="preserve">order,</w:t>
+      </w:r>
+      <w:r>
+        <w:t xml:space="preserve"> </w:t>
+      </w:r>
+      <w:r>
+        <w:t xml:space="preserve">periphrastic</w:t>
+      </w:r>
+      <w:r>
+        <w:t xml:space="preserve"> </w:t>
+      </w:r>
+      <w:r>
+        <w:t xml:space="preserve">do-support,</w:t>
+      </w:r>
+      <w:r>
+        <w:t xml:space="preserve"> </w:t>
+      </w:r>
+      <w:r>
+        <w:t xml:space="preserve">two-element</w:t>
+      </w:r>
+      <w:r>
+        <w:t xml:space="preserve"> </w:t>
+      </w:r>
+      <w:r>
+        <w:t xml:space="preserve">compound</w:t>
+      </w:r>
+      <w:r>
+        <w:t xml:space="preserve"> </w:t>
+      </w:r>
+      <w:r>
+        <w:t xml:space="preserve">formation,</w:t>
+      </w:r>
+      <w:r>
+        <w:t xml:space="preserve"> </w:t>
+      </w:r>
+      <w:r>
+        <w:t xml:space="preserve">and</w:t>
+      </w:r>
+      <w:r>
+        <w:t xml:space="preserve"> </w:t>
+      </w:r>
+      <w:r>
+        <w:t xml:space="preserve">analytic</w:t>
+      </w:r>
+      <w:r>
+        <w:t xml:space="preserve"> </w:t>
+      </w:r>
+      <w:r>
+        <w:t xml:space="preserve">possession;</w:t>
+      </w:r>
+      <w:r>
+        <w:t xml:space="preserve"> </w:t>
+      </w:r>
+      <w:r>
+        <w:t xml:space="preserve">the</w:t>
+      </w:r>
+      <w:r>
+        <w:t xml:space="preserve"> </w:t>
+      </w:r>
+      <w:r>
+        <w:t xml:space="preserve">amplified</w:t>
+      </w:r>
+      <w:r>
+        <w:t xml:space="preserve"> </w:t>
+      </w:r>
+      <w:r>
+        <w:t xml:space="preserve">features</w:t>
+      </w:r>
+      <w:r>
+        <w:t xml:space="preserve"> </w:t>
+      </w:r>
+      <w:r>
+        <w:t xml:space="preserve">include</w:t>
+      </w:r>
+      <w:r>
+        <w:t xml:space="preserve"> </w:t>
+      </w:r>
+      <w:r>
+        <w:t xml:space="preserve">recursive</w:t>
+      </w:r>
+      <w:r>
+        <w:t xml:space="preserve"> </w:t>
+      </w:r>
+      <w:r>
+        <w:t xml:space="preserve">compounding,</w:t>
+      </w:r>
+      <w:r>
+        <w:t xml:space="preserve"> </w:t>
+      </w:r>
+      <w:r>
+        <w:t xml:space="preserve">verb-final</w:t>
+      </w:r>
+      <w:r>
+        <w:t xml:space="preserve"> </w:t>
+      </w:r>
+      <w:r>
+        <w:t xml:space="preserve">subordination,</w:t>
+      </w:r>
+      <w:r>
+        <w:t xml:space="preserve"> </w:t>
+      </w:r>
+      <w:r>
+        <w:t xml:space="preserve">and</w:t>
+      </w:r>
+      <w:r>
+        <w:t xml:space="preserve"> </w:t>
+      </w:r>
+      <w:r>
+        <w:t xml:space="preserve">synthetic</w:t>
+      </w:r>
+      <w:r>
+        <w:t xml:space="preserve"> </w:t>
+      </w:r>
+      <w:r>
+        <w:t xml:space="preserve">case</w:t>
+      </w:r>
+      <w:r>
+        <w:t xml:space="preserve"> </w:t>
+      </w:r>
+      <w:r>
+        <w:t xml:space="preserve">marking.</w:t>
+      </w:r>
+      <w:r>
+        <w:t xml:space="preserve"> </w:t>
+      </w:r>
+      <w:r>
+        <w:t xml:space="preserve">Applied</w:t>
+      </w:r>
+      <w:r>
+        <w:t xml:space="preserve"> </w:t>
+      </w:r>
+      <w:r>
+        <w:t xml:space="preserve">to</w:t>
+      </w:r>
+      <w:r>
+        <w:t xml:space="preserve"> </w:t>
+      </w:r>
+      <w:r>
+        <w:t xml:space="preserve">German</w:t>
+      </w:r>
+      <w:r>
+        <w:t xml:space="preserve"> </w:t>
+      </w:r>
+      <w:r>
+        <w:t xml:space="preserve">in</w:t>
+      </w:r>
+      <w:r>
+        <w:t xml:space="preserve"> </w:t>
+      </w:r>
+      <w:r>
+        <w:t xml:space="preserve">full,</w:t>
       </w:r>
       <w:r>
         <w:t xml:space="preserve"> </w:t>
@@ -75,19 +787,295 @@
         <w:t xml:space="preserve"> </w:t>
       </w:r>
       <w:r>
-        <w:t xml:space="preserve">your</w:t>
-      </w:r>
-      <w:r>
-        <w:t xml:space="preserve"> </w:t>
-      </w:r>
-      <w:r>
-        <w:t xml:space="preserve">executive</w:t>
-      </w:r>
-      <w:r>
-        <w:t xml:space="preserve"> </w:t>
-      </w:r>
-      <w:r>
-        <w:t xml:space="preserve">summary.]</w:t>
+        <w:t xml:space="preserve">extensions</w:t>
+      </w:r>
+      <w:r>
+        <w:t xml:space="preserve"> </w:t>
+      </w:r>
+      <w:r>
+        <w:t xml:space="preserve">to</w:t>
+      </w:r>
+      <w:r>
+        <w:t xml:space="preserve"> </w:t>
+      </w:r>
+      <w:r>
+        <w:t xml:space="preserve">Dutch,</w:t>
+      </w:r>
+      <w:r>
+        <w:t xml:space="preserve"> </w:t>
+      </w:r>
+      <w:r>
+        <w:t xml:space="preserve">Danish,</w:t>
+      </w:r>
+      <w:r>
+        <w:t xml:space="preserve"> </w:t>
+      </w:r>
+      <w:r>
+        <w:t xml:space="preserve">Swedish,</w:t>
+      </w:r>
+      <w:r>
+        <w:t xml:space="preserve"> </w:t>
+      </w:r>
+      <w:r>
+        <w:t xml:space="preserve">Norwegian,</w:t>
+      </w:r>
+      <w:r>
+        <w:t xml:space="preserve"> </w:t>
+      </w:r>
+      <w:r>
+        <w:t xml:space="preserve">Icelandic,</w:t>
+      </w:r>
+      <w:r>
+        <w:t xml:space="preserve"> </w:t>
+      </w:r>
+      <w:r>
+        <w:t xml:space="preserve">Faroese,</w:t>
+      </w:r>
+      <w:r>
+        <w:t xml:space="preserve"> </w:t>
+      </w:r>
+      <w:r>
+        <w:t xml:space="preserve">Frisian,</w:t>
+      </w:r>
+      <w:r>
+        <w:t xml:space="preserve"> </w:t>
+      </w:r>
+      <w:r>
+        <w:t xml:space="preserve">Afrikaans,</w:t>
+      </w:r>
+      <w:r>
+        <w:t xml:space="preserve"> </w:t>
+      </w:r>
+      <w:r>
+        <w:t xml:space="preserve">Yiddish,</w:t>
+      </w:r>
+      <w:r>
+        <w:t xml:space="preserve"> </w:t>
+      </w:r>
+      <w:r>
+        <w:t xml:space="preserve">Plautdietsch,</w:t>
+      </w:r>
+      <w:r>
+        <w:t xml:space="preserve"> </w:t>
+      </w:r>
+      <w:r>
+        <w:t xml:space="preserve">and</w:t>
+      </w:r>
+      <w:r>
+        <w:t xml:space="preserve"> </w:t>
+      </w:r>
+      <w:r>
+        <w:t xml:space="preserve">Scots,</w:t>
+      </w:r>
+      <w:r>
+        <w:t xml:space="preserve"> </w:t>
+      </w:r>
+      <w:r>
+        <w:t xml:space="preserve">when</w:t>
+      </w:r>
+      <w:r>
+        <w:t xml:space="preserve"> </w:t>
+      </w:r>
+      <w:r>
+        <w:t xml:space="preserve">the</w:t>
+      </w:r>
+      <w:r>
+        <w:t xml:space="preserve"> </w:t>
+      </w:r>
+      <w:r>
+        <w:t xml:space="preserve">imposed</w:t>
+      </w:r>
+      <w:r>
+        <w:t xml:space="preserve"> </w:t>
+      </w:r>
+      <w:r>
+        <w:t xml:space="preserve">grammar</w:t>
+      </w:r>
+      <w:r>
+        <w:t xml:space="preserve"> </w:t>
+      </w:r>
+      <w:r>
+        <w:t xml:space="preserve">is</w:t>
+      </w:r>
+      <w:r>
+        <w:t xml:space="preserve"> </w:t>
+      </w:r>
+      <w:r>
+        <w:t xml:space="preserve">removed,</w:t>
+      </w:r>
+      <w:r>
+        <w:t xml:space="preserve"> </w:t>
+      </w:r>
+      <w:r>
+        <w:t xml:space="preserve">the</w:t>
+      </w:r>
+      <w:r>
+        <w:t xml:space="preserve"> </w:t>
+      </w:r>
+      <w:r>
+        <w:t xml:space="preserve">family</w:t>
+      </w:r>
+      <w:r>
+        <w:t xml:space="preserve"> </w:t>
+      </w:r>
+      <w:r>
+        <w:t xml:space="preserve">resemblance</w:t>
+      </w:r>
+      <w:r>
+        <w:t xml:space="preserve"> </w:t>
+      </w:r>
+      <w:r>
+        <w:t xml:space="preserve">shows</w:t>
+      </w:r>
+      <w:r>
+        <w:t xml:space="preserve"> </w:t>
+      </w:r>
+      <w:r>
+        <w:t xml:space="preserve">through</w:t>
+      </w:r>
+      <w:r>
+        <w:t xml:space="preserve"> </w:t>
+      </w:r>
+      <w:r>
+        <w:t xml:space="preserve">in</w:t>
+      </w:r>
+      <w:r>
+        <w:t xml:space="preserve"> </w:t>
+      </w:r>
+      <w:r>
+        <w:t xml:space="preserve">every</w:t>
+      </w:r>
+      <w:r>
+        <w:t xml:space="preserve"> </w:t>
+      </w:r>
+      <w:r>
+        <w:t xml:space="preserve">sentence.</w:t>
+      </w:r>
+      <w:r>
+        <w:t xml:space="preserve"> </w:t>
+      </w:r>
+      <w:r>
+        <w:t xml:space="preserve">None</w:t>
+      </w:r>
+      <w:r>
+        <w:t xml:space="preserve"> </w:t>
+      </w:r>
+      <w:r>
+        <w:t xml:space="preserve">of</w:t>
+      </w:r>
+      <w:r>
+        <w:t xml:space="preserve"> </w:t>
+      </w:r>
+      <w:r>
+        <w:t xml:space="preserve">these</w:t>
+      </w:r>
+      <w:r>
+        <w:t xml:space="preserve"> </w:t>
+      </w:r>
+      <w:r>
+        <w:t xml:space="preserve">languages</w:t>
+      </w:r>
+      <w:r>
+        <w:t xml:space="preserve"> </w:t>
+      </w:r>
+      <w:r>
+        <w:t xml:space="preserve">have</w:t>
+      </w:r>
+      <w:r>
+        <w:t xml:space="preserve"> </w:t>
+      </w:r>
+      <w:r>
+        <w:t xml:space="preserve">diverged</w:t>
+      </w:r>
+      <w:r>
+        <w:t xml:space="preserve"> </w:t>
+      </w:r>
+      <w:r>
+        <w:t xml:space="preserve">as</w:t>
+      </w:r>
+      <w:r>
+        <w:t xml:space="preserve"> </w:t>
+      </w:r>
+      <w:r>
+        <w:t xml:space="preserve">far</w:t>
+      </w:r>
+      <w:r>
+        <w:t xml:space="preserve"> </w:t>
+      </w:r>
+      <w:r>
+        <w:t xml:space="preserve">from</w:t>
+      </w:r>
+      <w:r>
+        <w:t xml:space="preserve"> </w:t>
+      </w:r>
+      <w:r>
+        <w:t xml:space="preserve">their</w:t>
+      </w:r>
+      <w:r>
+        <w:t xml:space="preserve"> </w:t>
+      </w:r>
+      <w:r>
+        <w:t xml:space="preserve">Old</w:t>
+      </w:r>
+      <w:r>
+        <w:t xml:space="preserve"> </w:t>
+      </w:r>
+      <w:r>
+        <w:t xml:space="preserve">Norse,</w:t>
+      </w:r>
+      <w:r>
+        <w:t xml:space="preserve"> </w:t>
+      </w:r>
+      <w:r>
+        <w:t xml:space="preserve">Old</w:t>
+      </w:r>
+      <w:r>
+        <w:t xml:space="preserve"> </w:t>
+      </w:r>
+      <w:r>
+        <w:t xml:space="preserve">English,</w:t>
+      </w:r>
+      <w:r>
+        <w:t xml:space="preserve"> </w:t>
+      </w:r>
+      <w:r>
+        <w:t xml:space="preserve">and</w:t>
+      </w:r>
+      <w:r>
+        <w:t xml:space="preserve"> </w:t>
+      </w:r>
+      <w:r>
+        <w:t xml:space="preserve">Gothic</w:t>
+      </w:r>
+      <w:r>
+        <w:t xml:space="preserve"> </w:t>
+      </w:r>
+      <w:r>
+        <w:t xml:space="preserve">origins</w:t>
+      </w:r>
+      <w:r>
+        <w:t xml:space="preserve"> </w:t>
+      </w:r>
+      <w:r>
+        <w:t xml:space="preserve">as</w:t>
+      </w:r>
+      <w:r>
+        <w:t xml:space="preserve"> </w:t>
+      </w:r>
+      <w:r>
+        <w:t xml:space="preserve">standard</w:t>
+      </w:r>
+      <w:r>
+        <w:t xml:space="preserve"> </w:t>
+      </w:r>
+      <w:r>
+        <w:t xml:space="preserve">grammars</w:t>
+      </w:r>
+      <w:r>
+        <w:t xml:space="preserve"> </w:t>
+      </w:r>
+      <w:r>
+        <w:t xml:space="preserve">suggest.</w:t>
       </w:r>
     </w:p>
     <w:bookmarkStart w:id="20" w:name="introduction"/>

--- a/dist/entfesselt.docx
+++ b/dist/entfesselt.docx
@@ -1093,8 +1093,8 @@
       </w:pPr>
       <w:r>
         <w:rPr>
+          <w:iCs/>
           <w:i/>
-          <w:iCs/>
         </w:rPr>
         <w:t xml:space="preserve">Replace this file with your actual paper.</w:t>
       </w:r>
@@ -1131,7 +1131,7 @@
 <file path=word/numbering.xml><?xml version="1.0" encoding="utf-8"?>
 <w:numbering xmlns:w="http://schemas.openxmlformats.org/wordprocessingml/2006/main">
   <w:abstractNum w:abstractNumId="990">
-    <w:nsid w:val="0000A990"/>
+    <w:nsid w:val="A990"/>
     <w:multiLevelType w:val="multilevel"/>
     <w:lvl w:ilvl="0">
       <w:numFmt w:val="bullet"/>
@@ -1721,8 +1721,8 @@
     <w:name w:val="KeywordTok"/>
     <w:basedOn w:val="VerbatimChar"/>
     <w:rPr>
+      <w:color w:val="007020"/>
       <w:b/>
-      <w:color w:val="007020"/>
     </w:rPr>
   </w:style>
   <w:style w:type="character" w:customStyle="1" w:styleId="DataTypeTok">
@@ -1799,42 +1799,42 @@
     <w:name w:val="ImportTok"/>
     <w:basedOn w:val="VerbatimChar"/>
     <w:rPr>
+      <w:color w:val="008000"/>
       <w:b/>
-      <w:color w:val="008000"/>
     </w:rPr>
   </w:style>
   <w:style w:type="character" w:customStyle="1" w:styleId="CommentTok">
     <w:name w:val="CommentTok"/>
     <w:basedOn w:val="VerbatimChar"/>
     <w:rPr>
+      <w:color w:val="60a0b0"/>
       <w:i/>
-      <w:color w:val="60a0b0"/>
     </w:rPr>
   </w:style>
   <w:style w:type="character" w:customStyle="1" w:styleId="DocumentationTok">
     <w:name w:val="DocumentationTok"/>
     <w:basedOn w:val="VerbatimChar"/>
     <w:rPr>
+      <w:color w:val="ba2121"/>
       <w:i/>
-      <w:color w:val="ba2121"/>
     </w:rPr>
   </w:style>
   <w:style w:type="character" w:customStyle="1" w:styleId="AnnotationTok">
     <w:name w:val="AnnotationTok"/>
     <w:basedOn w:val="VerbatimChar"/>
     <w:rPr>
+      <w:color w:val="60a0b0"/>
       <w:b/>
       <w:i/>
-      <w:color w:val="60a0b0"/>
     </w:rPr>
   </w:style>
   <w:style w:type="character" w:customStyle="1" w:styleId="CommentVarTok">
     <w:name w:val="CommentVarTok"/>
     <w:basedOn w:val="VerbatimChar"/>
     <w:rPr>
+      <w:color w:val="60a0b0"/>
       <w:b/>
       <w:i/>
-      <w:color w:val="60a0b0"/>
     </w:rPr>
   </w:style>
   <w:style w:type="character" w:customStyle="1" w:styleId="OtherTok">
@@ -1862,8 +1862,8 @@
     <w:name w:val="ControlFlowTok"/>
     <w:basedOn w:val="VerbatimChar"/>
     <w:rPr>
+      <w:color w:val="007020"/>
       <w:b/>
-      <w:color w:val="007020"/>
     </w:rPr>
   </w:style>
   <w:style w:type="character" w:customStyle="1" w:styleId="OperatorTok">
@@ -1908,34 +1908,34 @@
     <w:name w:val="InformationTok"/>
     <w:basedOn w:val="VerbatimChar"/>
     <w:rPr>
+      <w:color w:val="60a0b0"/>
       <w:b/>
       <w:i/>
-      <w:color w:val="60a0b0"/>
     </w:rPr>
   </w:style>
   <w:style w:type="character" w:customStyle="1" w:styleId="WarningTok">
     <w:name w:val="WarningTok"/>
     <w:basedOn w:val="VerbatimChar"/>
     <w:rPr>
+      <w:color w:val="60a0b0"/>
       <w:b/>
       <w:i/>
-      <w:color w:val="60a0b0"/>
     </w:rPr>
   </w:style>
   <w:style w:type="character" w:customStyle="1" w:styleId="AlertTok">
     <w:name w:val="AlertTok"/>
     <w:basedOn w:val="VerbatimChar"/>
     <w:rPr>
+      <w:color w:val="ff0000"/>
       <w:b/>
-      <w:color w:val="ff0000"/>
     </w:rPr>
   </w:style>
   <w:style w:type="character" w:customStyle="1" w:styleId="ErrorTok">
     <w:name w:val="ErrorTok"/>
     <w:basedOn w:val="VerbatimChar"/>
     <w:rPr>
+      <w:color w:val="ff0000"/>
       <w:b/>
-      <w:color w:val="ff0000"/>
     </w:rPr>
   </w:style>
   <w:style w:type="character" w:customStyle="1" w:styleId="NormalTok">

--- a/dist/entfesselt.docx
+++ b/dist/entfesselt.docx
@@ -45,37 +45,79 @@
         <w:pStyle w:val="Subtitle"/>
       </w:pPr>
       <w:r>
-        <w:t xml:space="preserve">Liberating</w:t>
-      </w:r>
-      <w:r>
-        <w:t xml:space="preserve"> </w:t>
-      </w:r>
-      <w:r>
-        <w:t xml:space="preserve">Old</w:t>
-      </w:r>
-      <w:r>
-        <w:t xml:space="preserve"> </w:t>
-      </w:r>
-      <w:r>
-        <w:t xml:space="preserve">Norse</w:t>
-      </w:r>
-      <w:r>
-        <w:t xml:space="preserve"> </w:t>
-      </w:r>
-      <w:r>
-        <w:t xml:space="preserve">from</w:t>
-      </w:r>
-      <w:r>
-        <w:t xml:space="preserve"> </w:t>
-      </w:r>
-      <w:r>
-        <w:t xml:space="preserve">Italian</w:t>
-      </w:r>
-      <w:r>
-        <w:t xml:space="preserve"> </w:t>
-      </w:r>
-      <w:r>
-        <w:t xml:space="preserve">Grammar</w:t>
+        <w:t xml:space="preserve">When</w:t>
+      </w:r>
+      <w:r>
+        <w:t xml:space="preserve"> </w:t>
+      </w:r>
+      <w:r>
+        <w:t xml:space="preserve">not</w:t>
+      </w:r>
+      <w:r>
+        <w:t xml:space="preserve"> </w:t>
+      </w:r>
+      <w:r>
+        <w:t xml:space="preserve">Pretending</w:t>
+      </w:r>
+      <w:r>
+        <w:t xml:space="preserve"> </w:t>
+      </w:r>
+      <w:r>
+        <w:t xml:space="preserve">to</w:t>
+      </w:r>
+      <w:r>
+        <w:t xml:space="preserve"> </w:t>
+      </w:r>
+      <w:r>
+        <w:t xml:space="preserve">be</w:t>
+      </w:r>
+      <w:r>
+        <w:t xml:space="preserve"> </w:t>
+      </w:r>
+      <w:r>
+        <w:t xml:space="preserve">Italian,</w:t>
+      </w:r>
+      <w:r>
+        <w:t xml:space="preserve"> </w:t>
+      </w:r>
+      <w:r>
+        <w:t xml:space="preserve">how</w:t>
+      </w:r>
+      <w:r>
+        <w:t xml:space="preserve"> </w:t>
+      </w:r>
+      <w:r>
+        <w:t xml:space="preserve">Similar</w:t>
+      </w:r>
+      <w:r>
+        <w:t xml:space="preserve"> </w:t>
+      </w:r>
+      <w:r>
+        <w:t xml:space="preserve">are</w:t>
+      </w:r>
+      <w:r>
+        <w:t xml:space="preserve"> </w:t>
+      </w:r>
+      <w:r>
+        <w:t xml:space="preserve">the</w:t>
+      </w:r>
+      <w:r>
+        <w:t xml:space="preserve"> </w:t>
+      </w:r>
+      <w:r>
+        <w:t xml:space="preserve">Germanic</w:t>
+      </w:r>
+      <w:r>
+        <w:t xml:space="preserve"> </w:t>
+      </w:r>
+      <w:r>
+        <w:t xml:space="preserve">languages</w:t>
+      </w:r>
+      <w:r>
+        <w:t xml:space="preserve"> </w:t>
+      </w:r>
+      <w:r>
+        <w:t xml:space="preserve">really?</w:t>
       </w:r>
     </w:p>
     <w:p>
@@ -1093,8 +1135,8 @@
       </w:pPr>
       <w:r>
         <w:rPr>
+          <w:i/>
           <w:iCs/>
-          <w:i/>
         </w:rPr>
         <w:t xml:space="preserve">Replace this file with your actual paper.</w:t>
       </w:r>
@@ -1131,7 +1173,7 @@
 <file path=word/numbering.xml><?xml version="1.0" encoding="utf-8"?>
 <w:numbering xmlns:w="http://schemas.openxmlformats.org/wordprocessingml/2006/main">
   <w:abstractNum w:abstractNumId="990">
-    <w:nsid w:val="A990"/>
+    <w:nsid w:val="0000A990"/>
     <w:multiLevelType w:val="multilevel"/>
     <w:lvl w:ilvl="0">
       <w:numFmt w:val="bullet"/>
@@ -1721,8 +1763,8 @@
     <w:name w:val="KeywordTok"/>
     <w:basedOn w:val="VerbatimChar"/>
     <w:rPr>
+      <w:b/>
       <w:color w:val="007020"/>
-      <w:b/>
     </w:rPr>
   </w:style>
   <w:style w:type="character" w:customStyle="1" w:styleId="DataTypeTok">
@@ -1799,42 +1841,42 @@
     <w:name w:val="ImportTok"/>
     <w:basedOn w:val="VerbatimChar"/>
     <w:rPr>
+      <w:b/>
       <w:color w:val="008000"/>
-      <w:b/>
     </w:rPr>
   </w:style>
   <w:style w:type="character" w:customStyle="1" w:styleId="CommentTok">
     <w:name w:val="CommentTok"/>
     <w:basedOn w:val="VerbatimChar"/>
     <w:rPr>
+      <w:i/>
       <w:color w:val="60a0b0"/>
-      <w:i/>
     </w:rPr>
   </w:style>
   <w:style w:type="character" w:customStyle="1" w:styleId="DocumentationTok">
     <w:name w:val="DocumentationTok"/>
     <w:basedOn w:val="VerbatimChar"/>
     <w:rPr>
+      <w:i/>
       <w:color w:val="ba2121"/>
-      <w:i/>
     </w:rPr>
   </w:style>
   <w:style w:type="character" w:customStyle="1" w:styleId="AnnotationTok">
     <w:name w:val="AnnotationTok"/>
     <w:basedOn w:val="VerbatimChar"/>
     <w:rPr>
-      <w:color w:val="60a0b0"/>
       <w:b/>
       <w:i/>
+      <w:color w:val="60a0b0"/>
     </w:rPr>
   </w:style>
   <w:style w:type="character" w:customStyle="1" w:styleId="CommentVarTok">
     <w:name w:val="CommentVarTok"/>
     <w:basedOn w:val="VerbatimChar"/>
     <w:rPr>
-      <w:color w:val="60a0b0"/>
       <w:b/>
       <w:i/>
+      <w:color w:val="60a0b0"/>
     </w:rPr>
   </w:style>
   <w:style w:type="character" w:customStyle="1" w:styleId="OtherTok">
@@ -1862,8 +1904,8 @@
     <w:name w:val="ControlFlowTok"/>
     <w:basedOn w:val="VerbatimChar"/>
     <w:rPr>
+      <w:b/>
       <w:color w:val="007020"/>
-      <w:b/>
     </w:rPr>
   </w:style>
   <w:style w:type="character" w:customStyle="1" w:styleId="OperatorTok">
@@ -1908,34 +1950,34 @@
     <w:name w:val="InformationTok"/>
     <w:basedOn w:val="VerbatimChar"/>
     <w:rPr>
-      <w:color w:val="60a0b0"/>
       <w:b/>
       <w:i/>
+      <w:color w:val="60a0b0"/>
     </w:rPr>
   </w:style>
   <w:style w:type="character" w:customStyle="1" w:styleId="WarningTok">
     <w:name w:val="WarningTok"/>
     <w:basedOn w:val="VerbatimChar"/>
     <w:rPr>
-      <w:color w:val="60a0b0"/>
       <w:b/>
       <w:i/>
+      <w:color w:val="60a0b0"/>
     </w:rPr>
   </w:style>
   <w:style w:type="character" w:customStyle="1" w:styleId="AlertTok">
     <w:name w:val="AlertTok"/>
     <w:basedOn w:val="VerbatimChar"/>
     <w:rPr>
+      <w:b/>
       <w:color w:val="ff0000"/>
-      <w:b/>
     </w:rPr>
   </w:style>
   <w:style w:type="character" w:customStyle="1" w:styleId="ErrorTok">
     <w:name w:val="ErrorTok"/>
     <w:basedOn w:val="VerbatimChar"/>
     <w:rPr>
+      <w:b/>
       <w:color w:val="ff0000"/>
-      <w:b/>
     </w:rPr>
   </w:style>
   <w:style w:type="character" w:customStyle="1" w:styleId="NormalTok">

--- a/dist/entfesselt.docx
+++ b/dist/entfesselt.docx
@@ -7,37 +7,7 @@
         <w:pStyle w:val="Title"/>
       </w:pPr>
       <w:r>
-        <w:t xml:space="preserve">Vom</w:t>
-      </w:r>
-      <w:r>
-        <w:t xml:space="preserve"> </w:t>
-      </w:r>
-      <w:r>
-        <w:t xml:space="preserve">Wagner</w:t>
-      </w:r>
-      <w:r>
-        <w:t xml:space="preserve"> </w:t>
-      </w:r>
-      <w:r>
-        <w:t xml:space="preserve">zum</w:t>
-      </w:r>
-      <w:r>
-        <w:t xml:space="preserve"> </w:t>
-      </w:r>
-      <w:r>
-        <w:t xml:space="preserve">Walther:</w:t>
-      </w:r>
-      <w:r>
-        <w:t xml:space="preserve"> </w:t>
-      </w:r>
-      <w:r>
-        <w:t xml:space="preserve">Siegfried</w:t>
-      </w:r>
-      <w:r>
-        <w:t xml:space="preserve"> </w:t>
-      </w:r>
-      <w:r>
-        <w:t xml:space="preserve">Entfesselt</w:t>
+        <w:t xml:space="preserve">Vom Wagner zum Walther: Siegfried Entfesselt</w:t>
       </w:r>
     </w:p>
     <w:p>
@@ -45,79 +15,7 @@
         <w:pStyle w:val="Subtitle"/>
       </w:pPr>
       <w:r>
-        <w:t xml:space="preserve">When</w:t>
-      </w:r>
-      <w:r>
-        <w:t xml:space="preserve"> </w:t>
-      </w:r>
-      <w:r>
-        <w:t xml:space="preserve">not</w:t>
-      </w:r>
-      <w:r>
-        <w:t xml:space="preserve"> </w:t>
-      </w:r>
-      <w:r>
-        <w:t xml:space="preserve">Pretending</w:t>
-      </w:r>
-      <w:r>
-        <w:t xml:space="preserve"> </w:t>
-      </w:r>
-      <w:r>
-        <w:t xml:space="preserve">to</w:t>
-      </w:r>
-      <w:r>
-        <w:t xml:space="preserve"> </w:t>
-      </w:r>
-      <w:r>
-        <w:t xml:space="preserve">be</w:t>
-      </w:r>
-      <w:r>
-        <w:t xml:space="preserve"> </w:t>
-      </w:r>
-      <w:r>
-        <w:t xml:space="preserve">Italian,</w:t>
-      </w:r>
-      <w:r>
-        <w:t xml:space="preserve"> </w:t>
-      </w:r>
-      <w:r>
-        <w:t xml:space="preserve">how</w:t>
-      </w:r>
-      <w:r>
-        <w:t xml:space="preserve"> </w:t>
-      </w:r>
-      <w:r>
-        <w:t xml:space="preserve">Similar</w:t>
-      </w:r>
-      <w:r>
-        <w:t xml:space="preserve"> </w:t>
-      </w:r>
-      <w:r>
-        <w:t xml:space="preserve">are</w:t>
-      </w:r>
-      <w:r>
-        <w:t xml:space="preserve"> </w:t>
-      </w:r>
-      <w:r>
-        <w:t xml:space="preserve">the</w:t>
-      </w:r>
-      <w:r>
-        <w:t xml:space="preserve"> </w:t>
-      </w:r>
-      <w:r>
-        <w:t xml:space="preserve">Germanic</w:t>
-      </w:r>
-      <w:r>
-        <w:t xml:space="preserve"> </w:t>
-      </w:r>
-      <w:r>
-        <w:t xml:space="preserve">languages</w:t>
-      </w:r>
-      <w:r>
-        <w:t xml:space="preserve"> </w:t>
-      </w:r>
-      <w:r>
-        <w:t xml:space="preserve">really?</w:t>
+        <w:t xml:space="preserve">When not Pretending to be Italian, how Similar are the Germanic languages really?</w:t>
       </w:r>
     </w:p>
     <w:p>
@@ -125,13 +23,7 @@
         <w:pStyle w:val="Author"/>
       </w:pPr>
       <w:r>
-        <w:t xml:space="preserve">David</w:t>
-      </w:r>
-      <w:r>
-        <w:t xml:space="preserve"> </w:t>
-      </w:r>
-      <w:r>
-        <w:t xml:space="preserve">Walther</w:t>
+        <w:t xml:space="preserve">David Walther</w:t>
       </w:r>
     </w:p>
     <w:p>
@@ -155,343 +47,31 @@
         <w:pStyle w:val="Abstract"/>
       </w:pPr>
       <w:r>
-        <w:t xml:space="preserve">German,</w:t>
+        <w:t xml:space="preserve">German, Dutch, Danish, Swedish, Norwegian, Icelandic, and English are distinct but related</w:t>
       </w:r>
       <w:r>
         <w:t xml:space="preserve"> </w:t>
       </w:r>
       <w:r>
-        <w:t xml:space="preserve">Dutch,</w:t>
+        <w:t xml:space="preserve">languages. Their standard written forms make them look further apart than they are.</w:t>
       </w:r>
       <w:r>
         <w:t xml:space="preserve"> </w:t>
       </w:r>
       <w:r>
-        <w:t xml:space="preserve">Danish,</w:t>
+        <w:t xml:space="preserve">Prescriptive standardization campaigns of the 18th and 19th centuries, each modeled on Latin</w:t>
       </w:r>
       <w:r>
         <w:t xml:space="preserve"> </w:t>
       </w:r>
       <w:r>
-        <w:t xml:space="preserve">Swedish,</w:t>
+        <w:t xml:space="preserve">or French, systematically suppressed shared Germanic features and amplified the differences.</w:t>
       </w:r>
       <w:r>
         <w:t xml:space="preserve"> </w:t>
       </w:r>
       <w:r>
-        <w:t xml:space="preserve">Norwegian,</w:t>
-      </w:r>
-      <w:r>
-        <w:t xml:space="preserve"> </w:t>
-      </w:r>
-      <w:r>
-        <w:t xml:space="preserve">Icelandic,</w:t>
-      </w:r>
-      <w:r>
-        <w:t xml:space="preserve"> </w:t>
-      </w:r>
-      <w:r>
-        <w:t xml:space="preserve">and</w:t>
-      </w:r>
-      <w:r>
-        <w:t xml:space="preserve"> </w:t>
-      </w:r>
-      <w:r>
-        <w:t xml:space="preserve">English</w:t>
-      </w:r>
-      <w:r>
-        <w:t xml:space="preserve"> </w:t>
-      </w:r>
-      <w:r>
-        <w:t xml:space="preserve">are</w:t>
-      </w:r>
-      <w:r>
-        <w:t xml:space="preserve"> </w:t>
-      </w:r>
-      <w:r>
-        <w:t xml:space="preserve">distinct</w:t>
-      </w:r>
-      <w:r>
-        <w:t xml:space="preserve"> </w:t>
-      </w:r>
-      <w:r>
-        <w:t xml:space="preserve">but</w:t>
-      </w:r>
-      <w:r>
-        <w:t xml:space="preserve"> </w:t>
-      </w:r>
-      <w:r>
-        <w:t xml:space="preserve">related</w:t>
-      </w:r>
-      <w:r>
-        <w:t xml:space="preserve"> </w:t>
-      </w:r>
-      <w:r>
-        <w:t xml:space="preserve">languages.</w:t>
-      </w:r>
-      <w:r>
-        <w:t xml:space="preserve"> </w:t>
-      </w:r>
-      <w:r>
-        <w:t xml:space="preserve">Their</w:t>
-      </w:r>
-      <w:r>
-        <w:t xml:space="preserve"> </w:t>
-      </w:r>
-      <w:r>
-        <w:t xml:space="preserve">standard</w:t>
-      </w:r>
-      <w:r>
-        <w:t xml:space="preserve"> </w:t>
-      </w:r>
-      <w:r>
-        <w:t xml:space="preserve">written</w:t>
-      </w:r>
-      <w:r>
-        <w:t xml:space="preserve"> </w:t>
-      </w:r>
-      <w:r>
-        <w:t xml:space="preserve">forms</w:t>
-      </w:r>
-      <w:r>
-        <w:t xml:space="preserve"> </w:t>
-      </w:r>
-      <w:r>
-        <w:t xml:space="preserve">make</w:t>
-      </w:r>
-      <w:r>
-        <w:t xml:space="preserve"> </w:t>
-      </w:r>
-      <w:r>
-        <w:t xml:space="preserve">them</w:t>
-      </w:r>
-      <w:r>
-        <w:t xml:space="preserve"> </w:t>
-      </w:r>
-      <w:r>
-        <w:t xml:space="preserve">look</w:t>
-      </w:r>
-      <w:r>
-        <w:t xml:space="preserve"> </w:t>
-      </w:r>
-      <w:r>
-        <w:t xml:space="preserve">further</w:t>
-      </w:r>
-      <w:r>
-        <w:t xml:space="preserve"> </w:t>
-      </w:r>
-      <w:r>
-        <w:t xml:space="preserve">apart</w:t>
-      </w:r>
-      <w:r>
-        <w:t xml:space="preserve"> </w:t>
-      </w:r>
-      <w:r>
-        <w:t xml:space="preserve">than</w:t>
-      </w:r>
-      <w:r>
-        <w:t xml:space="preserve"> </w:t>
-      </w:r>
-      <w:r>
-        <w:t xml:space="preserve">they</w:t>
-      </w:r>
-      <w:r>
-        <w:t xml:space="preserve"> </w:t>
-      </w:r>
-      <w:r>
-        <w:t xml:space="preserve">are.</w:t>
-      </w:r>
-      <w:r>
-        <w:t xml:space="preserve"> </w:t>
-      </w:r>
-      <w:r>
-        <w:t xml:space="preserve">Prescriptive</w:t>
-      </w:r>
-      <w:r>
-        <w:t xml:space="preserve"> </w:t>
-      </w:r>
-      <w:r>
-        <w:t xml:space="preserve">standardization</w:t>
-      </w:r>
-      <w:r>
-        <w:t xml:space="preserve"> </w:t>
-      </w:r>
-      <w:r>
-        <w:t xml:space="preserve">campaigns</w:t>
-      </w:r>
-      <w:r>
-        <w:t xml:space="preserve"> </w:t>
-      </w:r>
-      <w:r>
-        <w:t xml:space="preserve">of</w:t>
-      </w:r>
-      <w:r>
-        <w:t xml:space="preserve"> </w:t>
-      </w:r>
-      <w:r>
-        <w:t xml:space="preserve">the</w:t>
-      </w:r>
-      <w:r>
-        <w:t xml:space="preserve"> </w:t>
-      </w:r>
-      <w:r>
-        <w:t xml:space="preserve">18th</w:t>
-      </w:r>
-      <w:r>
-        <w:t xml:space="preserve"> </w:t>
-      </w:r>
-      <w:r>
-        <w:t xml:space="preserve">and</w:t>
-      </w:r>
-      <w:r>
-        <w:t xml:space="preserve"> </w:t>
-      </w:r>
-      <w:r>
-        <w:t xml:space="preserve">19th</w:t>
-      </w:r>
-      <w:r>
-        <w:t xml:space="preserve"> </w:t>
-      </w:r>
-      <w:r>
-        <w:t xml:space="preserve">centuries,</w:t>
-      </w:r>
-      <w:r>
-        <w:t xml:space="preserve"> </w:t>
-      </w:r>
-      <w:r>
-        <w:t xml:space="preserve">each</w:t>
-      </w:r>
-      <w:r>
-        <w:t xml:space="preserve"> </w:t>
-      </w:r>
-      <w:r>
-        <w:t xml:space="preserve">modeled</w:t>
-      </w:r>
-      <w:r>
-        <w:t xml:space="preserve"> </w:t>
-      </w:r>
-      <w:r>
-        <w:t xml:space="preserve">on</w:t>
-      </w:r>
-      <w:r>
-        <w:t xml:space="preserve"> </w:t>
-      </w:r>
-      <w:r>
-        <w:t xml:space="preserve">Latin</w:t>
-      </w:r>
-      <w:r>
-        <w:t xml:space="preserve"> </w:t>
-      </w:r>
-      <w:r>
-        <w:t xml:space="preserve">or</w:t>
-      </w:r>
-      <w:r>
-        <w:t xml:space="preserve"> </w:t>
-      </w:r>
-      <w:r>
-        <w:t xml:space="preserve">French,</w:t>
-      </w:r>
-      <w:r>
-        <w:t xml:space="preserve"> </w:t>
-      </w:r>
-      <w:r>
-        <w:t xml:space="preserve">systematically</w:t>
-      </w:r>
-      <w:r>
-        <w:t xml:space="preserve"> </w:t>
-      </w:r>
-      <w:r>
-        <w:t xml:space="preserve">suppressed</w:t>
-      </w:r>
-      <w:r>
-        <w:t xml:space="preserve"> </w:t>
-      </w:r>
-      <w:r>
-        <w:t xml:space="preserve">shared</w:t>
-      </w:r>
-      <w:r>
-        <w:t xml:space="preserve"> </w:t>
-      </w:r>
-      <w:r>
-        <w:t xml:space="preserve">Germanic</w:t>
-      </w:r>
-      <w:r>
-        <w:t xml:space="preserve"> </w:t>
-      </w:r>
-      <w:r>
-        <w:t xml:space="preserve">features</w:t>
-      </w:r>
-      <w:r>
-        <w:t xml:space="preserve"> </w:t>
-      </w:r>
-      <w:r>
-        <w:t xml:space="preserve">and</w:t>
-      </w:r>
-      <w:r>
-        <w:t xml:space="preserve"> </w:t>
-      </w:r>
-      <w:r>
-        <w:t xml:space="preserve">amplified</w:t>
-      </w:r>
-      <w:r>
-        <w:t xml:space="preserve"> </w:t>
-      </w:r>
-      <w:r>
-        <w:t xml:space="preserve">the</w:t>
-      </w:r>
-      <w:r>
-        <w:t xml:space="preserve"> </w:t>
-      </w:r>
-      <w:r>
-        <w:t xml:space="preserve">differences.</w:t>
-      </w:r>
-      <w:r>
-        <w:t xml:space="preserve"> </w:t>
-      </w:r>
-      <w:r>
-        <w:t xml:space="preserve">The</w:t>
-      </w:r>
-      <w:r>
-        <w:t xml:space="preserve"> </w:t>
-      </w:r>
-      <w:r>
-        <w:t xml:space="preserve">grammarians</w:t>
-      </w:r>
-      <w:r>
-        <w:t xml:space="preserve"> </w:t>
-      </w:r>
-      <w:r>
-        <w:t xml:space="preserve">widened</w:t>
-      </w:r>
-      <w:r>
-        <w:t xml:space="preserve"> </w:t>
-      </w:r>
-      <w:r>
-        <w:t xml:space="preserve">real</w:t>
-      </w:r>
-      <w:r>
-        <w:t xml:space="preserve"> </w:t>
-      </w:r>
-      <w:r>
-        <w:t xml:space="preserve">gaps</w:t>
-      </w:r>
-      <w:r>
-        <w:t xml:space="preserve"> </w:t>
-      </w:r>
-      <w:r>
-        <w:t xml:space="preserve">into</w:t>
-      </w:r>
-      <w:r>
-        <w:t xml:space="preserve"> </w:t>
-      </w:r>
-      <w:r>
-        <w:t xml:space="preserve">apparent</w:t>
-      </w:r>
-      <w:r>
-        <w:t xml:space="preserve"> </w:t>
-      </w:r>
-      <w:r>
-        <w:t xml:space="preserve">chasms.</w:t>
+        <w:t xml:space="preserve">The grammarians widened real gaps into apparent chasms.</w:t>
       </w:r>
     </w:p>
     <w:p>
@@ -499,628 +79,58 @@
         <w:pStyle w:val="Abstract"/>
       </w:pPr>
       <w:r>
-        <w:t xml:space="preserve">Entfesselt</w:t>
+        <w:t xml:space="preserve">Entfesselt (unfettered) is a rule-based methodology for reversing those impositions:</w:t>
       </w:r>
       <w:r>
         <w:t xml:space="preserve"> </w:t>
       </w:r>
       <w:r>
-        <w:t xml:space="preserve">(unfettered)</w:t>
+        <w:t xml:space="preserve">identifying what was suppressed, why, and what the language looks like restored. The</w:t>
       </w:r>
       <w:r>
         <w:t xml:space="preserve"> </w:t>
       </w:r>
       <w:r>
-        <w:t xml:space="preserve">is</w:t>
+        <w:t xml:space="preserve">suppressed features include flexible word order, periphrastic do-support, two-element</w:t>
       </w:r>
       <w:r>
         <w:t xml:space="preserve"> </w:t>
       </w:r>
       <w:r>
-        <w:t xml:space="preserve">a</w:t>
+        <w:t xml:space="preserve">compound formation, and analytic possession; the amplified features include recursive</w:t>
       </w:r>
       <w:r>
         <w:t xml:space="preserve"> </w:t>
       </w:r>
       <w:r>
-        <w:t xml:space="preserve">rule-based</w:t>
+        <w:t xml:space="preserve">compounding, verb-final subordination, and synthetic case marking. Applied to German in full,</w:t>
       </w:r>
       <w:r>
         <w:t xml:space="preserve"> </w:t>
       </w:r>
       <w:r>
-        <w:t xml:space="preserve">methodology</w:t>
+        <w:t xml:space="preserve">with extensions to Dutch, Danish, Swedish, Norwegian, Icelandic, Faroese, Frisian, Afrikaans,</w:t>
       </w:r>
       <w:r>
         <w:t xml:space="preserve"> </w:t>
       </w:r>
       <w:r>
-        <w:t xml:space="preserve">for</w:t>
+        <w:t xml:space="preserve">Yiddish, Plautdietsch, and Scots, when the imposed grammar is removed, the family resemblance</w:t>
       </w:r>
       <w:r>
         <w:t xml:space="preserve"> </w:t>
       </w:r>
       <w:r>
-        <w:t xml:space="preserve">reversing</w:t>
+        <w:t xml:space="preserve">shows through in every sentence. None of these languages have diverged as far from their Old</w:t>
       </w:r>
       <w:r>
         <w:t xml:space="preserve"> </w:t>
       </w:r>
       <w:r>
-        <w:t xml:space="preserve">those</w:t>
-      </w:r>
-      <w:r>
-        <w:t xml:space="preserve"> </w:t>
-      </w:r>
-      <w:r>
-        <w:t xml:space="preserve">impositions:</w:t>
-      </w:r>
-      <w:r>
-        <w:t xml:space="preserve"> </w:t>
-      </w:r>
-      <w:r>
-        <w:t xml:space="preserve">identifying</w:t>
-      </w:r>
-      <w:r>
-        <w:t xml:space="preserve"> </w:t>
-      </w:r>
-      <w:r>
-        <w:t xml:space="preserve">what</w:t>
-      </w:r>
-      <w:r>
-        <w:t xml:space="preserve"> </w:t>
-      </w:r>
-      <w:r>
-        <w:t xml:space="preserve">was</w:t>
-      </w:r>
-      <w:r>
-        <w:t xml:space="preserve"> </w:t>
-      </w:r>
-      <w:r>
-        <w:t xml:space="preserve">suppressed,</w:t>
-      </w:r>
-      <w:r>
-        <w:t xml:space="preserve"> </w:t>
-      </w:r>
-      <w:r>
-        <w:t xml:space="preserve">why,</w:t>
-      </w:r>
-      <w:r>
-        <w:t xml:space="preserve"> </w:t>
-      </w:r>
-      <w:r>
-        <w:t xml:space="preserve">and</w:t>
-      </w:r>
-      <w:r>
-        <w:t xml:space="preserve"> </w:t>
-      </w:r>
-      <w:r>
-        <w:t xml:space="preserve">what</w:t>
-      </w:r>
-      <w:r>
-        <w:t xml:space="preserve"> </w:t>
-      </w:r>
-      <w:r>
-        <w:t xml:space="preserve">the</w:t>
-      </w:r>
-      <w:r>
-        <w:t xml:space="preserve"> </w:t>
-      </w:r>
-      <w:r>
-        <w:t xml:space="preserve">language</w:t>
-      </w:r>
-      <w:r>
-        <w:t xml:space="preserve"> </w:t>
-      </w:r>
-      <w:r>
-        <w:t xml:space="preserve">looks</w:t>
-      </w:r>
-      <w:r>
-        <w:t xml:space="preserve"> </w:t>
-      </w:r>
-      <w:r>
-        <w:t xml:space="preserve">like</w:t>
-      </w:r>
-      <w:r>
-        <w:t xml:space="preserve"> </w:t>
-      </w:r>
-      <w:r>
-        <w:t xml:space="preserve">restored.</w:t>
-      </w:r>
-      <w:r>
-        <w:t xml:space="preserve"> </w:t>
-      </w:r>
-      <w:r>
-        <w:t xml:space="preserve">The</w:t>
-      </w:r>
-      <w:r>
-        <w:t xml:space="preserve"> </w:t>
-      </w:r>
-      <w:r>
-        <w:t xml:space="preserve">suppressed</w:t>
-      </w:r>
-      <w:r>
-        <w:t xml:space="preserve"> </w:t>
-      </w:r>
-      <w:r>
-        <w:t xml:space="preserve">features</w:t>
-      </w:r>
-      <w:r>
-        <w:t xml:space="preserve"> </w:t>
-      </w:r>
-      <w:r>
-        <w:t xml:space="preserve">include</w:t>
-      </w:r>
-      <w:r>
-        <w:t xml:space="preserve"> </w:t>
-      </w:r>
-      <w:r>
-        <w:t xml:space="preserve">flexible</w:t>
-      </w:r>
-      <w:r>
-        <w:t xml:space="preserve"> </w:t>
-      </w:r>
-      <w:r>
-        <w:t xml:space="preserve">word</w:t>
-      </w:r>
-      <w:r>
-        <w:t xml:space="preserve"> </w:t>
-      </w:r>
-      <w:r>
-        <w:t xml:space="preserve">order,</w:t>
-      </w:r>
-      <w:r>
-        <w:t xml:space="preserve"> </w:t>
-      </w:r>
-      <w:r>
-        <w:t xml:space="preserve">periphrastic</w:t>
-      </w:r>
-      <w:r>
-        <w:t xml:space="preserve"> </w:t>
-      </w:r>
-      <w:r>
-        <w:t xml:space="preserve">do-support,</w:t>
-      </w:r>
-      <w:r>
-        <w:t xml:space="preserve"> </w:t>
-      </w:r>
-      <w:r>
-        <w:t xml:space="preserve">two-element</w:t>
-      </w:r>
-      <w:r>
-        <w:t xml:space="preserve"> </w:t>
-      </w:r>
-      <w:r>
-        <w:t xml:space="preserve">compound</w:t>
-      </w:r>
-      <w:r>
-        <w:t xml:space="preserve"> </w:t>
-      </w:r>
-      <w:r>
-        <w:t xml:space="preserve">formation,</w:t>
-      </w:r>
-      <w:r>
-        <w:t xml:space="preserve"> </w:t>
-      </w:r>
-      <w:r>
-        <w:t xml:space="preserve">and</w:t>
-      </w:r>
-      <w:r>
-        <w:t xml:space="preserve"> </w:t>
-      </w:r>
-      <w:r>
-        <w:t xml:space="preserve">analytic</w:t>
-      </w:r>
-      <w:r>
-        <w:t xml:space="preserve"> </w:t>
-      </w:r>
-      <w:r>
-        <w:t xml:space="preserve">possession;</w:t>
-      </w:r>
-      <w:r>
-        <w:t xml:space="preserve"> </w:t>
-      </w:r>
-      <w:r>
-        <w:t xml:space="preserve">the</w:t>
-      </w:r>
-      <w:r>
-        <w:t xml:space="preserve"> </w:t>
-      </w:r>
-      <w:r>
-        <w:t xml:space="preserve">amplified</w:t>
-      </w:r>
-      <w:r>
-        <w:t xml:space="preserve"> </w:t>
-      </w:r>
-      <w:r>
-        <w:t xml:space="preserve">features</w:t>
-      </w:r>
-      <w:r>
-        <w:t xml:space="preserve"> </w:t>
-      </w:r>
-      <w:r>
-        <w:t xml:space="preserve">include</w:t>
-      </w:r>
-      <w:r>
-        <w:t xml:space="preserve"> </w:t>
-      </w:r>
-      <w:r>
-        <w:t xml:space="preserve">recursive</w:t>
-      </w:r>
-      <w:r>
-        <w:t xml:space="preserve"> </w:t>
-      </w:r>
-      <w:r>
-        <w:t xml:space="preserve">compounding,</w:t>
-      </w:r>
-      <w:r>
-        <w:t xml:space="preserve"> </w:t>
-      </w:r>
-      <w:r>
-        <w:t xml:space="preserve">verb-final</w:t>
-      </w:r>
-      <w:r>
-        <w:t xml:space="preserve"> </w:t>
-      </w:r>
-      <w:r>
-        <w:t xml:space="preserve">subordination,</w:t>
-      </w:r>
-      <w:r>
-        <w:t xml:space="preserve"> </w:t>
-      </w:r>
-      <w:r>
-        <w:t xml:space="preserve">and</w:t>
-      </w:r>
-      <w:r>
-        <w:t xml:space="preserve"> </w:t>
-      </w:r>
-      <w:r>
-        <w:t xml:space="preserve">synthetic</w:t>
-      </w:r>
-      <w:r>
-        <w:t xml:space="preserve"> </w:t>
-      </w:r>
-      <w:r>
-        <w:t xml:space="preserve">case</w:t>
-      </w:r>
-      <w:r>
-        <w:t xml:space="preserve"> </w:t>
-      </w:r>
-      <w:r>
-        <w:t xml:space="preserve">marking.</w:t>
-      </w:r>
-      <w:r>
-        <w:t xml:space="preserve"> </w:t>
-      </w:r>
-      <w:r>
-        <w:t xml:space="preserve">Applied</w:t>
-      </w:r>
-      <w:r>
-        <w:t xml:space="preserve"> </w:t>
-      </w:r>
-      <w:r>
-        <w:t xml:space="preserve">to</w:t>
-      </w:r>
-      <w:r>
-        <w:t xml:space="preserve"> </w:t>
-      </w:r>
-      <w:r>
-        <w:t xml:space="preserve">German</w:t>
-      </w:r>
-      <w:r>
-        <w:t xml:space="preserve"> </w:t>
-      </w:r>
-      <w:r>
-        <w:t xml:space="preserve">in</w:t>
-      </w:r>
-      <w:r>
-        <w:t xml:space="preserve"> </w:t>
-      </w:r>
-      <w:r>
-        <w:t xml:space="preserve">full,</w:t>
-      </w:r>
-      <w:r>
-        <w:t xml:space="preserve"> </w:t>
-      </w:r>
-      <w:r>
-        <w:t xml:space="preserve">with</w:t>
-      </w:r>
-      <w:r>
-        <w:t xml:space="preserve"> </w:t>
-      </w:r>
-      <w:r>
-        <w:t xml:space="preserve">extensions</w:t>
-      </w:r>
-      <w:r>
-        <w:t xml:space="preserve"> </w:t>
-      </w:r>
-      <w:r>
-        <w:t xml:space="preserve">to</w:t>
-      </w:r>
-      <w:r>
-        <w:t xml:space="preserve"> </w:t>
-      </w:r>
-      <w:r>
-        <w:t xml:space="preserve">Dutch,</w:t>
-      </w:r>
-      <w:r>
-        <w:t xml:space="preserve"> </w:t>
-      </w:r>
-      <w:r>
-        <w:t xml:space="preserve">Danish,</w:t>
-      </w:r>
-      <w:r>
-        <w:t xml:space="preserve"> </w:t>
-      </w:r>
-      <w:r>
-        <w:t xml:space="preserve">Swedish,</w:t>
-      </w:r>
-      <w:r>
-        <w:t xml:space="preserve"> </w:t>
-      </w:r>
-      <w:r>
-        <w:t xml:space="preserve">Norwegian,</w:t>
-      </w:r>
-      <w:r>
-        <w:t xml:space="preserve"> </w:t>
-      </w:r>
-      <w:r>
-        <w:t xml:space="preserve">Icelandic,</w:t>
-      </w:r>
-      <w:r>
-        <w:t xml:space="preserve"> </w:t>
-      </w:r>
-      <w:r>
-        <w:t xml:space="preserve">Faroese,</w:t>
-      </w:r>
-      <w:r>
-        <w:t xml:space="preserve"> </w:t>
-      </w:r>
-      <w:r>
-        <w:t xml:space="preserve">Frisian,</w:t>
-      </w:r>
-      <w:r>
-        <w:t xml:space="preserve"> </w:t>
-      </w:r>
-      <w:r>
-        <w:t xml:space="preserve">Afrikaans,</w:t>
-      </w:r>
-      <w:r>
-        <w:t xml:space="preserve"> </w:t>
-      </w:r>
-      <w:r>
-        <w:t xml:space="preserve">Yiddish,</w:t>
-      </w:r>
-      <w:r>
-        <w:t xml:space="preserve"> </w:t>
-      </w:r>
-      <w:r>
-        <w:t xml:space="preserve">Plautdietsch,</w:t>
-      </w:r>
-      <w:r>
-        <w:t xml:space="preserve"> </w:t>
-      </w:r>
-      <w:r>
-        <w:t xml:space="preserve">and</w:t>
-      </w:r>
-      <w:r>
-        <w:t xml:space="preserve"> </w:t>
-      </w:r>
-      <w:r>
-        <w:t xml:space="preserve">Scots,</w:t>
-      </w:r>
-      <w:r>
-        <w:t xml:space="preserve"> </w:t>
-      </w:r>
-      <w:r>
-        <w:t xml:space="preserve">when</w:t>
-      </w:r>
-      <w:r>
-        <w:t xml:space="preserve"> </w:t>
-      </w:r>
-      <w:r>
-        <w:t xml:space="preserve">the</w:t>
-      </w:r>
-      <w:r>
-        <w:t xml:space="preserve"> </w:t>
-      </w:r>
-      <w:r>
-        <w:t xml:space="preserve">imposed</w:t>
-      </w:r>
-      <w:r>
-        <w:t xml:space="preserve"> </w:t>
-      </w:r>
-      <w:r>
-        <w:t xml:space="preserve">grammar</w:t>
-      </w:r>
-      <w:r>
-        <w:t xml:space="preserve"> </w:t>
-      </w:r>
-      <w:r>
-        <w:t xml:space="preserve">is</w:t>
-      </w:r>
-      <w:r>
-        <w:t xml:space="preserve"> </w:t>
-      </w:r>
-      <w:r>
-        <w:t xml:space="preserve">removed,</w:t>
-      </w:r>
-      <w:r>
-        <w:t xml:space="preserve"> </w:t>
-      </w:r>
-      <w:r>
-        <w:t xml:space="preserve">the</w:t>
-      </w:r>
-      <w:r>
-        <w:t xml:space="preserve"> </w:t>
-      </w:r>
-      <w:r>
-        <w:t xml:space="preserve">family</w:t>
-      </w:r>
-      <w:r>
-        <w:t xml:space="preserve"> </w:t>
-      </w:r>
-      <w:r>
-        <w:t xml:space="preserve">resemblance</w:t>
-      </w:r>
-      <w:r>
-        <w:t xml:space="preserve"> </w:t>
-      </w:r>
-      <w:r>
-        <w:t xml:space="preserve">shows</w:t>
-      </w:r>
-      <w:r>
-        <w:t xml:space="preserve"> </w:t>
-      </w:r>
-      <w:r>
-        <w:t xml:space="preserve">through</w:t>
-      </w:r>
-      <w:r>
-        <w:t xml:space="preserve"> </w:t>
-      </w:r>
-      <w:r>
-        <w:t xml:space="preserve">in</w:t>
-      </w:r>
-      <w:r>
-        <w:t xml:space="preserve"> </w:t>
-      </w:r>
-      <w:r>
-        <w:t xml:space="preserve">every</w:t>
-      </w:r>
-      <w:r>
-        <w:t xml:space="preserve"> </w:t>
-      </w:r>
-      <w:r>
-        <w:t xml:space="preserve">sentence.</w:t>
-      </w:r>
-      <w:r>
-        <w:t xml:space="preserve"> </w:t>
-      </w:r>
-      <w:r>
-        <w:t xml:space="preserve">None</w:t>
-      </w:r>
-      <w:r>
-        <w:t xml:space="preserve"> </w:t>
-      </w:r>
-      <w:r>
-        <w:t xml:space="preserve">of</w:t>
-      </w:r>
-      <w:r>
-        <w:t xml:space="preserve"> </w:t>
-      </w:r>
-      <w:r>
-        <w:t xml:space="preserve">these</w:t>
-      </w:r>
-      <w:r>
-        <w:t xml:space="preserve"> </w:t>
-      </w:r>
-      <w:r>
-        <w:t xml:space="preserve">languages</w:t>
-      </w:r>
-      <w:r>
-        <w:t xml:space="preserve"> </w:t>
-      </w:r>
-      <w:r>
-        <w:t xml:space="preserve">have</w:t>
-      </w:r>
-      <w:r>
-        <w:t xml:space="preserve"> </w:t>
-      </w:r>
-      <w:r>
-        <w:t xml:space="preserve">diverged</w:t>
-      </w:r>
-      <w:r>
-        <w:t xml:space="preserve"> </w:t>
-      </w:r>
-      <w:r>
-        <w:t xml:space="preserve">as</w:t>
-      </w:r>
-      <w:r>
-        <w:t xml:space="preserve"> </w:t>
-      </w:r>
-      <w:r>
-        <w:t xml:space="preserve">far</w:t>
-      </w:r>
-      <w:r>
-        <w:t xml:space="preserve"> </w:t>
-      </w:r>
-      <w:r>
-        <w:t xml:space="preserve">from</w:t>
-      </w:r>
-      <w:r>
-        <w:t xml:space="preserve"> </w:t>
-      </w:r>
-      <w:r>
-        <w:t xml:space="preserve">their</w:t>
-      </w:r>
-      <w:r>
-        <w:t xml:space="preserve"> </w:t>
-      </w:r>
-      <w:r>
-        <w:t xml:space="preserve">Old</w:t>
-      </w:r>
-      <w:r>
-        <w:t xml:space="preserve"> </w:t>
-      </w:r>
-      <w:r>
-        <w:t xml:space="preserve">Norse,</w:t>
-      </w:r>
-      <w:r>
-        <w:t xml:space="preserve"> </w:t>
-      </w:r>
-      <w:r>
-        <w:t xml:space="preserve">Old</w:t>
-      </w:r>
-      <w:r>
-        <w:t xml:space="preserve"> </w:t>
-      </w:r>
-      <w:r>
-        <w:t xml:space="preserve">English,</w:t>
-      </w:r>
-      <w:r>
-        <w:t xml:space="preserve"> </w:t>
-      </w:r>
-      <w:r>
-        <w:t xml:space="preserve">and</w:t>
-      </w:r>
-      <w:r>
-        <w:t xml:space="preserve"> </w:t>
-      </w:r>
-      <w:r>
-        <w:t xml:space="preserve">Gothic</w:t>
-      </w:r>
-      <w:r>
-        <w:t xml:space="preserve"> </w:t>
-      </w:r>
-      <w:r>
-        <w:t xml:space="preserve">origins</w:t>
-      </w:r>
-      <w:r>
-        <w:t xml:space="preserve"> </w:t>
-      </w:r>
-      <w:r>
-        <w:t xml:space="preserve">as</w:t>
-      </w:r>
-      <w:r>
-        <w:t xml:space="preserve"> </w:t>
-      </w:r>
-      <w:r>
-        <w:t xml:space="preserve">standard</w:t>
-      </w:r>
-      <w:r>
-        <w:t xml:space="preserve"> </w:t>
-      </w:r>
-      <w:r>
-        <w:t xml:space="preserve">grammars</w:t>
-      </w:r>
-      <w:r>
-        <w:t xml:space="preserve"> </w:t>
-      </w:r>
-      <w:r>
-        <w:t xml:space="preserve">suggest.</w:t>
+        <w:t xml:space="preserve">Norse, Old English, and Gothic origins as standard grammars suggest.</w:t>
       </w:r>
     </w:p>
-    <w:bookmarkStart w:id="20" w:name="introduction"/>
+    <w:bookmarkStart w:id="9" w:name="introduction"/>
     <w:p>
       <w:pPr>
         <w:pStyle w:val="Heading1"/>
@@ -1141,7 +151,7 @@
         <w:t xml:space="preserve">Replace this file with your actual paper.</w:t>
       </w:r>
     </w:p>
-    <w:bookmarkEnd w:id="20"/>
+    <w:bookmarkEnd w:id="9"/>
     <w:sectPr/>
   </w:body>
 </w:document>
@@ -1180,7 +190,7 @@
       <w:lvlText w:val=" "/>
       <w:lvlJc w:val="left"/>
       <w:pPr>
-        <w:ind w:left="720" w:hanging="480"/>
+        <w:ind w:left="720" w:hanging="360"/>
       </w:pPr>
     </w:lvl>
     <w:lvl w:ilvl="1">
@@ -1188,7 +198,7 @@
       <w:lvlText w:val=" "/>
       <w:lvlJc w:val="left"/>
       <w:pPr>
-        <w:ind w:left="1440" w:hanging="480"/>
+        <w:ind w:left="1440" w:hanging="360"/>
       </w:pPr>
     </w:lvl>
     <w:lvl w:ilvl="2">
@@ -1196,7 +206,7 @@
       <w:lvlText w:val=" "/>
       <w:lvlJc w:val="left"/>
       <w:pPr>
-        <w:ind w:left="2160" w:hanging="480"/>
+        <w:ind w:left="2160" w:hanging="360"/>
       </w:pPr>
     </w:lvl>
     <w:lvl w:ilvl="3">
@@ -1204,7 +214,7 @@
       <w:lvlText w:val=" "/>
       <w:lvlJc w:val="left"/>
       <w:pPr>
-        <w:ind w:left="2880" w:hanging="480"/>
+        <w:ind w:left="2880" w:hanging="360"/>
       </w:pPr>
     </w:lvl>
     <w:lvl w:ilvl="4">
@@ -1212,7 +222,7 @@
       <w:lvlText w:val=" "/>
       <w:lvlJc w:val="left"/>
       <w:pPr>
-        <w:ind w:left="3600" w:hanging="480"/>
+        <w:ind w:left="3600" w:hanging="360"/>
       </w:pPr>
     </w:lvl>
     <w:lvl w:ilvl="5">
@@ -1220,7 +230,7 @@
       <w:lvlText w:val=" "/>
       <w:lvlJc w:val="left"/>
       <w:pPr>
-        <w:ind w:left="4320" w:hanging="480"/>
+        <w:ind w:left="4320" w:hanging="360"/>
       </w:pPr>
     </w:lvl>
     <w:lvl w:ilvl="6">
@@ -1228,7 +238,7 @@
       <w:lvlText w:val=" "/>
       <w:lvlJc w:val="left"/>
       <w:pPr>
-        <w:ind w:left="5040" w:hanging="480"/>
+        <w:ind w:left="5040" w:hanging="360"/>
       </w:pPr>
     </w:lvl>
     <w:lvl w:ilvl="7">
@@ -1236,7 +246,7 @@
       <w:lvlText w:val=" "/>
       <w:lvlJc w:val="left"/>
       <w:pPr>
-        <w:ind w:left="5760" w:hanging="480"/>
+        <w:ind w:left="5760" w:hanging="360"/>
       </w:pPr>
     </w:lvl>
     <w:lvl w:ilvl="8">
@@ -1244,7 +254,7 @@
       <w:lvlText w:val=" "/>
       <w:lvlJc w:val="left"/>
       <w:pPr>
-        <w:ind w:left="6480" w:hanging="480"/>
+        <w:ind w:left="6480" w:hanging="360"/>
       </w:pPr>
     </w:lvl>
   </w:abstractNum>
